--- a/Refrence Material/meeting comments.docx
+++ b/Refrence Material/meeting comments.docx
@@ -3,67 +3,95 @@
 <w:document xmlns:wpc="http://schemas.microsoft.com/office/word/2010/wordprocessingCanvas" xmlns:cx="http://schemas.microsoft.com/office/drawing/2014/chartex" xmlns:cx1="http://schemas.microsoft.com/office/drawing/2015/9/8/chartex" xmlns:cx2="http://schemas.microsoft.com/office/drawing/2015/10/21/chartex" xmlns:cx3="http://schemas.microsoft.com/office/drawing/2016/5/9/chartex" xmlns:cx4="http://schemas.microsoft.com/office/drawing/2016/5/10/chartex" xmlns:cx5="http://schemas.microsoft.com/office/drawing/2016/5/11/chartex" xmlns:cx6="http://schemas.microsoft.com/office/drawing/2016/5/12/chartex" xmlns:cx7="http://schemas.microsoft.com/office/drawing/2016/5/13/chartex" xmlns:cx8="http://schemas.microsoft.com/office/drawing/2016/5/14/chartex" xmlns:mc="http://schemas.openxmlformats.org/markup-compatibility/2006" xmlns:aink="http://schemas.microsoft.com/office/drawing/2016/ink" xmlns:am3d="http://schemas.microsoft.com/office/drawing/2017/model3d" xmlns:o="urn:schemas-microsoft-com:office:office" xmlns:oel="http://schemas.microsoft.com/office/2019/extlst" xmlns:r="http://schemas.openxmlformats.org/officeDocument/2006/relationships" xmlns:m="http://schemas.openxmlformats.org/officeDocument/2006/math" xmlns:v="urn:schemas-microsoft-com:vml" xmlns:wp14="http://schemas.microsoft.com/office/word/2010/wordprocessingDrawing" xmlns:wp="http://schemas.openxmlformats.org/drawingml/2006/wordprocessingDrawing" xmlns:w10="urn:schemas-microsoft-com:office:word" xmlns:w="http://schemas.openxmlformats.org/wordprocessingml/2006/main" xmlns:w14="http://schemas.microsoft.com/office/word/2010/wordml" xmlns:w15="http://schemas.microsoft.com/office/word/2012/wordml" xmlns:w16cex="http://schemas.microsoft.com/office/word/2018/wordml/cex" xmlns:w16cid="http://schemas.microsoft.com/office/word/2016/wordml/cid" xmlns:w16="http://schemas.microsoft.com/office/word/2018/wordml" xmlns:w16sdtdh="http://schemas.microsoft.com/office/word/2020/wordml/sdtdatahash" xmlns:w16se="http://schemas.microsoft.com/office/word/2015/wordml/symex" xmlns:wpg="http://schemas.microsoft.com/office/word/2010/wordprocessingGroup" xmlns:wpi="http://schemas.microsoft.com/office/word/2010/wordprocessingInk" xmlns:wne="http://schemas.microsoft.com/office/word/2006/wordml" xmlns:wps="http://schemas.microsoft.com/office/word/2010/wordprocessingShape" mc:Ignorable="w14 w15 w16se w16cid w16 w16cex w16sdtdh wp14">
   <w:body>
     <w:p>
-      <w:r>
-        <w:t>monthly plan days count recheck.</w:t>
+      <w:proofErr w:type="spellStart"/>
+      <w:r>
+        <w:t>espresum</w:t>
+      </w:r>
+      <w:proofErr w:type="spellEnd"/>
+      <w:r>
+        <w:t xml:space="preserve"> with about at header and footer </w:t>
       </w:r>
     </w:p>
     <w:p>
       <w:r>
-        <w:t>post data published , analytics 3 button under result</w:t>
+        <w:t xml:space="preserve">Stuttgart region. replace with </w:t>
+      </w:r>
+      <w:proofErr w:type="spellStart"/>
+      <w:r>
+        <w:t>Plochingen</w:t>
+      </w:r>
+      <w:proofErr w:type="spellEnd"/>
+      <w:r>
+        <w:t>/Esslingen</w:t>
       </w:r>
     </w:p>
     <w:p>
       <w:r>
-        <w:t xml:space="preserve">campaign tab Mein scheduled and </w:t>
-      </w:r>
-    </w:p>
-    <w:p>
-      <w:r>
-        <w:t>monthly plan days count recheck.</w:t>
-      </w:r>
-    </w:p>
-    <w:p>
-      <w:r>
-        <w:t>post data published , analytics 3 button under result</w:t>
-      </w:r>
-    </w:p>
-    <w:p>
-      <w:r>
-        <w:t xml:space="preserve">campaign tab Mein scheduled and </w:t>
-      </w:r>
-    </w:p>
-    <w:p/>
-    <w:p/>
-    <w:p>
-      <w:r>
-        <w:t xml:space="preserve">Meeting comment with Naeem </w:t>
-      </w:r>
-    </w:p>
-    <w:p>
-      <w:r>
-        <w:t xml:space="preserve">espresum with about at header and footer </w:t>
-      </w:r>
-    </w:p>
-    <w:p>
-      <w:r>
-        <w:t>Stuttgart region. replace with Plochingen/Esslingen</w:t>
-      </w:r>
-    </w:p>
-    <w:p>
-      <w:r>
-        <w:t>fixed price. with all in price and in german  ""Pauschal Preis""</w:t>
+        <w:t xml:space="preserve">fixed price. with all in price and in </w:t>
+      </w:r>
+      <w:proofErr w:type="spellStart"/>
+      <w:proofErr w:type="gramStart"/>
+      <w:r>
+        <w:t>german</w:t>
+      </w:r>
+      <w:proofErr w:type="spellEnd"/>
+      <w:r>
+        <w:t xml:space="preserve">  "</w:t>
+      </w:r>
+      <w:proofErr w:type="gramEnd"/>
+      <w:r>
+        <w:t>"</w:t>
+      </w:r>
+      <w:proofErr w:type="spellStart"/>
+      <w:r>
+        <w:t>Pauschal</w:t>
+      </w:r>
+      <w:proofErr w:type="spellEnd"/>
+      <w:r>
+        <w:t xml:space="preserve"> </w:t>
+      </w:r>
+      <w:proofErr w:type="spellStart"/>
+      <w:r>
+        <w:t>Preis</w:t>
+      </w:r>
+      <w:proofErr w:type="spellEnd"/>
+      <w:r>
+        <w:t>""</w:t>
       </w:r>
     </w:p>
     <w:p/>
     <w:p>
-      <w:r>
-        <w:t>Festpreis with Pauschal Preis</w:t>
-      </w:r>
+      <w:proofErr w:type="spellStart"/>
+      <w:r>
+        <w:t>Festpreis</w:t>
+      </w:r>
+      <w:proofErr w:type="spellEnd"/>
+      <w:r>
+        <w:t xml:space="preserve"> with </w:t>
+      </w:r>
+      <w:proofErr w:type="spellStart"/>
+      <w:r>
+        <w:t>Pauschal</w:t>
+      </w:r>
+      <w:proofErr w:type="spellEnd"/>
+      <w:r>
+        <w:t xml:space="preserve"> </w:t>
+      </w:r>
+      <w:proofErr w:type="spellStart"/>
+      <w:r>
+        <w:t>Preis</w:t>
+      </w:r>
+      <w:proofErr w:type="spellEnd"/>
     </w:p>
     <w:p>
+      <w:proofErr w:type="spellStart"/>
       <w:r>
         <w:lastRenderedPageBreak/>
-        <w:t>refrences are from:</w:t>
+        <w:t>refrences</w:t>
+      </w:r>
+      <w:proofErr w:type="spellEnd"/>
+      <w:r>
+        <w:t xml:space="preserve"> are from:</w:t>
       </w:r>
       <w:r>
         <w:rPr>
@@ -162,19 +190,61 @@
       </w:r>
     </w:p>
     <w:p>
-      <w:r>
-        <w:t xml:space="preserve">espresum with about at header and footer </w:t>
+      <w:proofErr w:type="spellStart"/>
+      <w:r>
+        <w:t>espresum</w:t>
+      </w:r>
+      <w:proofErr w:type="spellEnd"/>
+      <w:r>
+        <w:t xml:space="preserve"> with about at header and footer </w:t>
       </w:r>
     </w:p>
     <w:p>
       <w:r>
-        <w:t>Stuttgart region. replace with Plochingen/Esslingen</w:t>
+        <w:t xml:space="preserve">Stuttgart region. replace with </w:t>
+      </w:r>
+      <w:proofErr w:type="spellStart"/>
+      <w:r>
+        <w:t>Plochingen</w:t>
+      </w:r>
+      <w:proofErr w:type="spellEnd"/>
+      <w:r>
+        <w:t>/Esslingen</w:t>
       </w:r>
     </w:p>
     <w:p/>
     <w:p>
       <w:r>
-        <w:t>fixed price. with all in price and in german  ""Pauschal Preis""</w:t>
+        <w:t xml:space="preserve">fixed price. with all in price and in </w:t>
+      </w:r>
+      <w:proofErr w:type="spellStart"/>
+      <w:proofErr w:type="gramStart"/>
+      <w:r>
+        <w:t>german</w:t>
+      </w:r>
+      <w:proofErr w:type="spellEnd"/>
+      <w:r>
+        <w:t xml:space="preserve">  "</w:t>
+      </w:r>
+      <w:proofErr w:type="gramEnd"/>
+      <w:r>
+        <w:t>"</w:t>
+      </w:r>
+      <w:proofErr w:type="spellStart"/>
+      <w:r>
+        <w:t>Pauschal</w:t>
+      </w:r>
+      <w:proofErr w:type="spellEnd"/>
+      <w:r>
+        <w:t xml:space="preserve"> </w:t>
+      </w:r>
+      <w:proofErr w:type="spellStart"/>
+      <w:r>
+        <w:t>Preis</w:t>
+      </w:r>
+      <w:proofErr w:type="spellEnd"/>
+      <w:r>
+        <w:t>""</w:t>
       </w:r>
     </w:p>
     <w:p/>
@@ -185,12 +255,21 @@
           <w:bCs/>
         </w:rPr>
       </w:pPr>
+      <w:proofErr w:type="spellStart"/>
       <w:r>
         <w:rPr>
           <w:b/>
           <w:bCs/>
         </w:rPr>
-        <w:t>StepNow vs. a standard taxi</w:t>
+        <w:t>StepNow</w:t>
+      </w:r>
+      <w:proofErr w:type="spellEnd"/>
+      <w:r>
+        <w:rPr>
+          <w:b/>
+          <w:bCs/>
+        </w:rPr>
+        <w:t xml:space="preserve"> vs. a standard taxi</w:t>
       </w:r>
     </w:p>
     <w:p>
@@ -199,9 +278,27 @@
       </w:r>
     </w:p>
     <w:p>
-      <w:r>
-        <w:t>Festpreis with Pauschal Preis</w:t>
-      </w:r>
+      <w:proofErr w:type="spellStart"/>
+      <w:r>
+        <w:t>Festpreis</w:t>
+      </w:r>
+      <w:proofErr w:type="spellEnd"/>
+      <w:r>
+        <w:t xml:space="preserve"> with </w:t>
+      </w:r>
+      <w:proofErr w:type="spellStart"/>
+      <w:r>
+        <w:t>Pauschal</w:t>
+      </w:r>
+      <w:proofErr w:type="spellEnd"/>
+      <w:r>
+        <w:t xml:space="preserve"> </w:t>
+      </w:r>
+      <w:proofErr w:type="spellStart"/>
+      <w:r>
+        <w:t>Preis</w:t>
+      </w:r>
+      <w:proofErr w:type="spellEnd"/>
     </w:p>
     <w:p>
       <w:r>
@@ -222,7 +319,47 @@
     </w:p>
     <w:p>
       <w:r>
-        <w:t>2: Fixed mean anywhere where fixed beside price its should only be “”Price” german “Pauschal Preis”</w:t>
+        <w:t xml:space="preserve">2: Fixed mean anywhere where fixed beside price </w:t>
+      </w:r>
+      <w:proofErr w:type="spellStart"/>
+      <w:r>
+        <w:t>its</w:t>
+      </w:r>
+      <w:proofErr w:type="spellEnd"/>
+      <w:r>
+        <w:t xml:space="preserve"> should only be </w:t>
+      </w:r>
+      <w:proofErr w:type="gramStart"/>
+      <w:r>
+        <w:t>“”Price</w:t>
+      </w:r>
+      <w:proofErr w:type="gramEnd"/>
+      <w:r>
+        <w:t xml:space="preserve">” </w:t>
+      </w:r>
+      <w:proofErr w:type="spellStart"/>
+      <w:r>
+        <w:t>german</w:t>
+      </w:r>
+      <w:proofErr w:type="spellEnd"/>
+      <w:r>
+        <w:t xml:space="preserve"> “</w:t>
+      </w:r>
+      <w:proofErr w:type="spellStart"/>
+      <w:r>
+        <w:t>Pauschal</w:t>
+      </w:r>
+      <w:proofErr w:type="spellEnd"/>
+      <w:r>
+        <w:t xml:space="preserve"> </w:t>
+      </w:r>
+      <w:proofErr w:type="spellStart"/>
+      <w:r>
+        <w:t>Preis</w:t>
+      </w:r>
+      <w:proofErr w:type="spellEnd"/>
+      <w:r>
+        <w:t>”</w:t>
       </w:r>
       <w:r>
         <w:br/>
@@ -252,18 +389,42 @@
           <w:rPr>
             <w:rStyle w:val="Hyperlink"/>
           </w:rPr>
-          <w:t>-Klasse</w:t>
+          <w:t>-</w:t>
         </w:r>
+        <w:proofErr w:type="spellStart"/>
+        <w:r>
+          <w:rPr>
+            <w:rStyle w:val="Hyperlink"/>
+          </w:rPr>
+          <w:t>Klasse</w:t>
+        </w:r>
+        <w:proofErr w:type="spellEnd"/>
       </w:hyperlink>
       <w:r>
-        <w:t xml:space="preserve">  is k accortdingly web update </w:t>
+        <w:t xml:space="preserve">  is k </w:t>
+      </w:r>
+      <w:proofErr w:type="spellStart"/>
+      <w:r>
+        <w:t>accortdingly</w:t>
+      </w:r>
+      <w:proofErr w:type="spellEnd"/>
+      <w:r>
+        <w:t xml:space="preserve"> web update </w:t>
       </w:r>
     </w:p>
     <w:p/>
     <w:p/>
     <w:p>
       <w:r>
-        <w:t xml:space="preserve">At footer logo qinfo line make it white instead black </w:t>
+        <w:t xml:space="preserve">At footer logo </w:t>
+      </w:r>
+      <w:proofErr w:type="spellStart"/>
+      <w:r>
+        <w:t>qinfo</w:t>
+      </w:r>
+      <w:proofErr w:type="spellEnd"/>
+      <w:r>
+        <w:t xml:space="preserve"> line make it white instead black </w:t>
       </w:r>
       <w:r>
         <w:br/>
@@ -276,11 +437,24 @@
         <w:br/>
         <w:t xml:space="preserve">add new module for the Movers Transport or </w:t>
       </w:r>
-      <w:r>
-        <w:t>Kurier-/ Sonder Transport</w:t>
-      </w:r>
-      <w:r>
-        <w:t xml:space="preserve"> in English Couries/Special Transport” and also added 5</w:t>
+      <w:proofErr w:type="spellStart"/>
+      <w:r>
+        <w:t>Kurier</w:t>
+      </w:r>
+      <w:proofErr w:type="spellEnd"/>
+      <w:r>
+        <w:t>-/ Sonder Transport</w:t>
+      </w:r>
+      <w:r>
+        <w:t xml:space="preserve"> in English </w:t>
+      </w:r>
+      <w:proofErr w:type="spellStart"/>
+      <w:r>
+        <w:t>Couries</w:t>
+      </w:r>
+      <w:proofErr w:type="spellEnd"/>
+      <w:r>
+        <w:t>/Special Transport” and also added 5</w:t>
       </w:r>
       <w:r>
         <w:rPr>
